--- a/14_ACP01/ACP01 - Module 2 - Cloud Concepts/ACP01 - Module 2 - Cloud Concepts - Revision Notes.docx
+++ b/14_ACP01/ACP01 - Module 2 - Cloud Concepts/ACP01 - Module 2 - Cloud Concepts - Revision Notes.docx
@@ -133,14 +133,98 @@
     <w:p/>
     <w:p/>
     <w:p/>
+    <w:p>
+      <w:r>
+        <w:rPr>
+          <w:noProof/>
+        </w:rPr>
+        <w:lastRenderedPageBreak/>
+        <w:drawing>
+          <wp:inline distT="0" distB="0" distL="0" distR="0" wp14:anchorId="6DF85109" wp14:editId="5E3589BF">
+            <wp:extent cx="8863330" cy="4480560"/>
+            <wp:effectExtent l="0" t="0" r="0" b="0"/>
+            <wp:docPr id="1057025098" name="Picture 1"/>
+            <wp:cNvGraphicFramePr>
+              <a:graphicFrameLocks xmlns:a="http://schemas.openxmlformats.org/drawingml/2006/main" noChangeAspect="1"/>
+            </wp:cNvGraphicFramePr>
+            <a:graphic xmlns:a="http://schemas.openxmlformats.org/drawingml/2006/main">
+              <a:graphicData uri="http://schemas.openxmlformats.org/drawingml/2006/picture">
+                <pic:pic xmlns:pic="http://schemas.openxmlformats.org/drawingml/2006/picture">
+                  <pic:nvPicPr>
+                    <pic:cNvPr id="1057025098" name=""/>
+                    <pic:cNvPicPr/>
+                  </pic:nvPicPr>
+                  <pic:blipFill>
+                    <a:blip r:embed="rId8"/>
+                    <a:stretch>
+                      <a:fillRect/>
+                    </a:stretch>
+                  </pic:blipFill>
+                  <pic:spPr>
+                    <a:xfrm>
+                      <a:off x="0" y="0"/>
+                      <a:ext cx="8863330" cy="4480560"/>
+                    </a:xfrm>
+                    <a:prstGeom prst="rect">
+                      <a:avLst/>
+                    </a:prstGeom>
+                  </pic:spPr>
+                </pic:pic>
+              </a:graphicData>
+            </a:graphic>
+          </wp:inline>
+        </w:drawing>
+      </w:r>
+    </w:p>
     <w:p/>
     <w:p/>
     <w:p/>
     <w:p/>
     <w:p/>
     <w:p/>
-    <w:p/>
-    <w:p/>
+    <w:p>
+      <w:r>
+        <w:rPr>
+          <w:noProof/>
+        </w:rPr>
+        <w:lastRenderedPageBreak/>
+        <w:drawing>
+          <wp:inline distT="0" distB="0" distL="0" distR="0" wp14:anchorId="57318D44" wp14:editId="0F7C98D6">
+            <wp:extent cx="8863330" cy="4803775"/>
+            <wp:effectExtent l="0" t="0" r="0" b="0"/>
+            <wp:docPr id="1734633306" name="Picture 1"/>
+            <wp:cNvGraphicFramePr>
+              <a:graphicFrameLocks xmlns:a="http://schemas.openxmlformats.org/drawingml/2006/main" noChangeAspect="1"/>
+            </wp:cNvGraphicFramePr>
+            <a:graphic xmlns:a="http://schemas.openxmlformats.org/drawingml/2006/main">
+              <a:graphicData uri="http://schemas.openxmlformats.org/drawingml/2006/picture">
+                <pic:pic xmlns:pic="http://schemas.openxmlformats.org/drawingml/2006/picture">
+                  <pic:nvPicPr>
+                    <pic:cNvPr id="1734633306" name=""/>
+                    <pic:cNvPicPr/>
+                  </pic:nvPicPr>
+                  <pic:blipFill>
+                    <a:blip r:embed="rId9"/>
+                    <a:stretch>
+                      <a:fillRect/>
+                    </a:stretch>
+                  </pic:blipFill>
+                  <pic:spPr>
+                    <a:xfrm>
+                      <a:off x="0" y="0"/>
+                      <a:ext cx="8863330" cy="4803775"/>
+                    </a:xfrm>
+                    <a:prstGeom prst="rect">
+                      <a:avLst/>
+                    </a:prstGeom>
+                  </pic:spPr>
+                </pic:pic>
+              </a:graphicData>
+            </a:graphic>
+          </wp:inline>
+        </w:drawing>
+      </w:r>
+    </w:p>
     <w:p/>
     <w:p/>
     <w:p/>

--- a/14_ACP01/ACP01 - Module 2 - Cloud Concepts/ACP01 - Module 2 - Cloud Concepts - Revision Notes.docx
+++ b/14_ACP01/ACP01 - Module 2 - Cloud Concepts/ACP01 - Module 2 - Cloud Concepts - Revision Notes.docx
@@ -131,8 +131,6 @@
       </w:r>
     </w:p>
     <w:p/>
-    <w:p/>
-    <w:p/>
     <w:p>
       <w:r>
         <w:rPr>
@@ -140,8 +138,50 @@
         </w:rPr>
         <w:lastRenderedPageBreak/>
         <w:drawing>
-          <wp:inline distT="0" distB="0" distL="0" distR="0" wp14:anchorId="6DF85109" wp14:editId="5E3589BF">
-            <wp:extent cx="8863330" cy="4480560"/>
+          <wp:inline distT="0" distB="0" distL="0" distR="0" wp14:anchorId="49871BA1" wp14:editId="3C5D3CF1">
+            <wp:extent cx="8610600" cy="1618112"/>
+            <wp:effectExtent l="0" t="0" r="0" b="1270"/>
+            <wp:docPr id="1071166781" name="Picture 1"/>
+            <wp:cNvGraphicFramePr>
+              <a:graphicFrameLocks xmlns:a="http://schemas.openxmlformats.org/drawingml/2006/main" noChangeAspect="1"/>
+            </wp:cNvGraphicFramePr>
+            <a:graphic xmlns:a="http://schemas.openxmlformats.org/drawingml/2006/main">
+              <a:graphicData uri="http://schemas.openxmlformats.org/drawingml/2006/picture">
+                <pic:pic xmlns:pic="http://schemas.openxmlformats.org/drawingml/2006/picture">
+                  <pic:nvPicPr>
+                    <pic:cNvPr id="1071166781" name=""/>
+                    <pic:cNvPicPr/>
+                  </pic:nvPicPr>
+                  <pic:blipFill>
+                    <a:blip r:embed="rId8"/>
+                    <a:stretch>
+                      <a:fillRect/>
+                    </a:stretch>
+                  </pic:blipFill>
+                  <pic:spPr>
+                    <a:xfrm>
+                      <a:off x="0" y="0"/>
+                      <a:ext cx="8619131" cy="1619715"/>
+                    </a:xfrm>
+                    <a:prstGeom prst="rect">
+                      <a:avLst/>
+                    </a:prstGeom>
+                  </pic:spPr>
+                </pic:pic>
+              </a:graphicData>
+            </a:graphic>
+          </wp:inline>
+        </w:drawing>
+      </w:r>
+    </w:p>
+    <w:p>
+      <w:r>
+        <w:rPr>
+          <w:noProof/>
+        </w:rPr>
+        <w:drawing>
+          <wp:inline distT="0" distB="0" distL="0" distR="0" wp14:anchorId="6DF85109" wp14:editId="0005F4EC">
+            <wp:extent cx="8592003" cy="4343400"/>
             <wp:effectExtent l="0" t="0" r="0" b="0"/>
             <wp:docPr id="1057025098" name="Picture 1"/>
             <wp:cNvGraphicFramePr>
@@ -155,7 +195,7 @@
                     <pic:cNvPicPr/>
                   </pic:nvPicPr>
                   <pic:blipFill>
-                    <a:blip r:embed="rId8"/>
+                    <a:blip r:embed="rId9"/>
                     <a:stretch>
                       <a:fillRect/>
                     </a:stretch>
@@ -163,7 +203,7 @@
                   <pic:spPr>
                     <a:xfrm>
                       <a:off x="0" y="0"/>
-                      <a:ext cx="8863330" cy="4480560"/>
+                      <a:ext cx="8608497" cy="4351738"/>
                     </a:xfrm>
                     <a:prstGeom prst="rect">
                       <a:avLst/>
@@ -177,11 +217,6 @@
       </w:r>
     </w:p>
     <w:p/>
-    <w:p/>
-    <w:p/>
-    <w:p/>
-    <w:p/>
-    <w:p/>
     <w:p>
       <w:r>
         <w:rPr>
@@ -189,9 +224,51 @@
         </w:rPr>
         <w:lastRenderedPageBreak/>
         <w:drawing>
-          <wp:inline distT="0" distB="0" distL="0" distR="0" wp14:anchorId="57318D44" wp14:editId="0F7C98D6">
-            <wp:extent cx="8863330" cy="4803775"/>
-            <wp:effectExtent l="0" t="0" r="0" b="0"/>
+          <wp:inline distT="0" distB="0" distL="0" distR="0" wp14:anchorId="6AFF9633" wp14:editId="4F772CE5">
+            <wp:extent cx="8474071" cy="1562100"/>
+            <wp:effectExtent l="0" t="0" r="3810" b="0"/>
+            <wp:docPr id="1146544391" name="Picture 1"/>
+            <wp:cNvGraphicFramePr>
+              <a:graphicFrameLocks xmlns:a="http://schemas.openxmlformats.org/drawingml/2006/main" noChangeAspect="1"/>
+            </wp:cNvGraphicFramePr>
+            <a:graphic xmlns:a="http://schemas.openxmlformats.org/drawingml/2006/main">
+              <a:graphicData uri="http://schemas.openxmlformats.org/drawingml/2006/picture">
+                <pic:pic xmlns:pic="http://schemas.openxmlformats.org/drawingml/2006/picture">
+                  <pic:nvPicPr>
+                    <pic:cNvPr id="1146544391" name=""/>
+                    <pic:cNvPicPr/>
+                  </pic:nvPicPr>
+                  <pic:blipFill>
+                    <a:blip r:embed="rId10"/>
+                    <a:stretch>
+                      <a:fillRect/>
+                    </a:stretch>
+                  </pic:blipFill>
+                  <pic:spPr>
+                    <a:xfrm>
+                      <a:off x="0" y="0"/>
+                      <a:ext cx="8517066" cy="1570026"/>
+                    </a:xfrm>
+                    <a:prstGeom prst="rect">
+                      <a:avLst/>
+                    </a:prstGeom>
+                  </pic:spPr>
+                </pic:pic>
+              </a:graphicData>
+            </a:graphic>
+          </wp:inline>
+        </w:drawing>
+      </w:r>
+    </w:p>
+    <w:p>
+      <w:r>
+        <w:rPr>
+          <w:noProof/>
+        </w:rPr>
+        <w:drawing>
+          <wp:inline distT="0" distB="0" distL="0" distR="0" wp14:anchorId="57318D44" wp14:editId="64B1BF01">
+            <wp:extent cx="8496300" cy="4604851"/>
+            <wp:effectExtent l="0" t="0" r="0" b="5715"/>
             <wp:docPr id="1734633306" name="Picture 1"/>
             <wp:cNvGraphicFramePr>
               <a:graphicFrameLocks xmlns:a="http://schemas.openxmlformats.org/drawingml/2006/main" noChangeAspect="1"/>
@@ -204,7 +281,7 @@
                     <pic:cNvPicPr/>
                   </pic:nvPicPr>
                   <pic:blipFill>
-                    <a:blip r:embed="rId9"/>
+                    <a:blip r:embed="rId11"/>
                     <a:stretch>
                       <a:fillRect/>
                     </a:stretch>
@@ -212,7 +289,7 @@
                   <pic:spPr>
                     <a:xfrm>
                       <a:off x="0" y="0"/>
-                      <a:ext cx="8863330" cy="4803775"/>
+                      <a:ext cx="8500735" cy="4607255"/>
                     </a:xfrm>
                     <a:prstGeom prst="rect">
                       <a:avLst/>
@@ -226,9 +303,176 @@
       </w:r>
     </w:p>
     <w:p/>
-    <w:p/>
-    <w:p/>
-    <w:p/>
+    <w:p>
+      <w:r>
+        <w:rPr>
+          <w:noProof/>
+        </w:rPr>
+        <w:lastRenderedPageBreak/>
+        <w:drawing>
+          <wp:inline distT="0" distB="0" distL="0" distR="0" wp14:anchorId="4456FAE4" wp14:editId="5781664C">
+            <wp:extent cx="8853150" cy="1657350"/>
+            <wp:effectExtent l="0" t="0" r="5715" b="0"/>
+            <wp:docPr id="513346256" name="Picture 1"/>
+            <wp:cNvGraphicFramePr>
+              <a:graphicFrameLocks xmlns:a="http://schemas.openxmlformats.org/drawingml/2006/main" noChangeAspect="1"/>
+            </wp:cNvGraphicFramePr>
+            <a:graphic xmlns:a="http://schemas.openxmlformats.org/drawingml/2006/main">
+              <a:graphicData uri="http://schemas.openxmlformats.org/drawingml/2006/picture">
+                <pic:pic xmlns:pic="http://schemas.openxmlformats.org/drawingml/2006/picture">
+                  <pic:nvPicPr>
+                    <pic:cNvPr id="513346256" name=""/>
+                    <pic:cNvPicPr/>
+                  </pic:nvPicPr>
+                  <pic:blipFill>
+                    <a:blip r:embed="rId12"/>
+                    <a:stretch>
+                      <a:fillRect/>
+                    </a:stretch>
+                  </pic:blipFill>
+                  <pic:spPr>
+                    <a:xfrm>
+                      <a:off x="0" y="0"/>
+                      <a:ext cx="8894252" cy="1665044"/>
+                    </a:xfrm>
+                    <a:prstGeom prst="rect">
+                      <a:avLst/>
+                    </a:prstGeom>
+                  </pic:spPr>
+                </pic:pic>
+              </a:graphicData>
+            </a:graphic>
+          </wp:inline>
+        </w:drawing>
+      </w:r>
+    </w:p>
+    <w:p>
+      <w:r>
+        <w:rPr>
+          <w:noProof/>
+        </w:rPr>
+        <w:drawing>
+          <wp:inline distT="0" distB="0" distL="0" distR="0" wp14:anchorId="27B0E613" wp14:editId="630DC3C4">
+            <wp:extent cx="8839200" cy="3562784"/>
+            <wp:effectExtent l="0" t="0" r="0" b="0"/>
+            <wp:docPr id="81469563" name="Picture 1"/>
+            <wp:cNvGraphicFramePr>
+              <a:graphicFrameLocks xmlns:a="http://schemas.openxmlformats.org/drawingml/2006/main" noChangeAspect="1"/>
+            </wp:cNvGraphicFramePr>
+            <a:graphic xmlns:a="http://schemas.openxmlformats.org/drawingml/2006/main">
+              <a:graphicData uri="http://schemas.openxmlformats.org/drawingml/2006/picture">
+                <pic:pic xmlns:pic="http://schemas.openxmlformats.org/drawingml/2006/picture">
+                  <pic:nvPicPr>
+                    <pic:cNvPr id="81469563" name=""/>
+                    <pic:cNvPicPr/>
+                  </pic:nvPicPr>
+                  <pic:blipFill>
+                    <a:blip r:embed="rId13"/>
+                    <a:stretch>
+                      <a:fillRect/>
+                    </a:stretch>
+                  </pic:blipFill>
+                  <pic:spPr>
+                    <a:xfrm>
+                      <a:off x="0" y="0"/>
+                      <a:ext cx="8846545" cy="3565744"/>
+                    </a:xfrm>
+                    <a:prstGeom prst="rect">
+                      <a:avLst/>
+                    </a:prstGeom>
+                  </pic:spPr>
+                </pic:pic>
+              </a:graphicData>
+            </a:graphic>
+          </wp:inline>
+        </w:drawing>
+      </w:r>
+    </w:p>
+    <w:p>
+      <w:r>
+        <w:rPr>
+          <w:noProof/>
+        </w:rPr>
+        <w:lastRenderedPageBreak/>
+        <w:drawing>
+          <wp:inline distT="0" distB="0" distL="0" distR="0" wp14:anchorId="5CAC48A5" wp14:editId="4DEF9C0F">
+            <wp:extent cx="7972425" cy="1640978"/>
+            <wp:effectExtent l="0" t="0" r="0" b="0"/>
+            <wp:docPr id="945385821" name="Picture 1"/>
+            <wp:cNvGraphicFramePr>
+              <a:graphicFrameLocks xmlns:a="http://schemas.openxmlformats.org/drawingml/2006/main" noChangeAspect="1"/>
+            </wp:cNvGraphicFramePr>
+            <a:graphic xmlns:a="http://schemas.openxmlformats.org/drawingml/2006/main">
+              <a:graphicData uri="http://schemas.openxmlformats.org/drawingml/2006/picture">
+                <pic:pic xmlns:pic="http://schemas.openxmlformats.org/drawingml/2006/picture">
+                  <pic:nvPicPr>
+                    <pic:cNvPr id="945385821" name=""/>
+                    <pic:cNvPicPr/>
+                  </pic:nvPicPr>
+                  <pic:blipFill>
+                    <a:blip r:embed="rId14"/>
+                    <a:stretch>
+                      <a:fillRect/>
+                    </a:stretch>
+                  </pic:blipFill>
+                  <pic:spPr>
+                    <a:xfrm>
+                      <a:off x="0" y="0"/>
+                      <a:ext cx="7992550" cy="1645120"/>
+                    </a:xfrm>
+                    <a:prstGeom prst="rect">
+                      <a:avLst/>
+                    </a:prstGeom>
+                  </pic:spPr>
+                </pic:pic>
+              </a:graphicData>
+            </a:graphic>
+          </wp:inline>
+        </w:drawing>
+      </w:r>
+    </w:p>
+    <w:p>
+      <w:r>
+        <w:rPr>
+          <w:noProof/>
+        </w:rPr>
+        <w:drawing>
+          <wp:inline distT="0" distB="0" distL="0" distR="0" wp14:anchorId="3B1E55C6" wp14:editId="3759EBAA">
+            <wp:extent cx="8010525" cy="4788066"/>
+            <wp:effectExtent l="0" t="0" r="0" b="0"/>
+            <wp:docPr id="1364766099" name="Picture 1"/>
+            <wp:cNvGraphicFramePr>
+              <a:graphicFrameLocks xmlns:a="http://schemas.openxmlformats.org/drawingml/2006/main" noChangeAspect="1"/>
+            </wp:cNvGraphicFramePr>
+            <a:graphic xmlns:a="http://schemas.openxmlformats.org/drawingml/2006/main">
+              <a:graphicData uri="http://schemas.openxmlformats.org/drawingml/2006/picture">
+                <pic:pic xmlns:pic="http://schemas.openxmlformats.org/drawingml/2006/picture">
+                  <pic:nvPicPr>
+                    <pic:cNvPr id="1364766099" name=""/>
+                    <pic:cNvPicPr/>
+                  </pic:nvPicPr>
+                  <pic:blipFill>
+                    <a:blip r:embed="rId15"/>
+                    <a:stretch>
+                      <a:fillRect/>
+                    </a:stretch>
+                  </pic:blipFill>
+                  <pic:spPr>
+                    <a:xfrm>
+                      <a:off x="0" y="0"/>
+                      <a:ext cx="8038982" cy="4805076"/>
+                    </a:xfrm>
+                    <a:prstGeom prst="rect">
+                      <a:avLst/>
+                    </a:prstGeom>
+                  </pic:spPr>
+                </pic:pic>
+              </a:graphicData>
+            </a:graphic>
+          </wp:inline>
+        </w:drawing>
+      </w:r>
+    </w:p>
     <w:sectPr>
       <w:pgSz w:w="16838" w:h="11906" w:orient="landscape"/>
       <w:pgMar w:top="851" w:right="1440" w:bottom="568" w:left="1440" w:header="708" w:footer="708" w:gutter="0"/>

--- a/14_ACP01/ACP01 - Module 2 - Cloud Concepts/ACP01 - Module 2 - Cloud Concepts - Revision Notes.docx
+++ b/14_ACP01/ACP01 - Module 2 - Cloud Concepts/ACP01 - Module 2 - Cloud Concepts - Revision Notes.docx
@@ -471,6 +471,255 @@
             </a:graphic>
           </wp:inline>
         </w:drawing>
+      </w:r>
+    </w:p>
+    <w:p>
+      <w:r>
+        <w:rPr>
+          <w:noProof/>
+        </w:rPr>
+        <w:lastRenderedPageBreak/>
+        <w:drawing>
+          <wp:inline distT="0" distB="0" distL="0" distR="0" wp14:anchorId="50B374B5" wp14:editId="216D7259">
+            <wp:extent cx="8863330" cy="1792605"/>
+            <wp:effectExtent l="0" t="0" r="0" b="0"/>
+            <wp:docPr id="299779094" name="Picture 1"/>
+            <wp:cNvGraphicFramePr>
+              <a:graphicFrameLocks xmlns:a="http://schemas.openxmlformats.org/drawingml/2006/main" noChangeAspect="1"/>
+            </wp:cNvGraphicFramePr>
+            <a:graphic xmlns:a="http://schemas.openxmlformats.org/drawingml/2006/main">
+              <a:graphicData uri="http://schemas.openxmlformats.org/drawingml/2006/picture">
+                <pic:pic xmlns:pic="http://schemas.openxmlformats.org/drawingml/2006/picture">
+                  <pic:nvPicPr>
+                    <pic:cNvPr id="299779094" name=""/>
+                    <pic:cNvPicPr/>
+                  </pic:nvPicPr>
+                  <pic:blipFill>
+                    <a:blip r:embed="rId16"/>
+                    <a:stretch>
+                      <a:fillRect/>
+                    </a:stretch>
+                  </pic:blipFill>
+                  <pic:spPr>
+                    <a:xfrm>
+                      <a:off x="0" y="0"/>
+                      <a:ext cx="8863330" cy="1792605"/>
+                    </a:xfrm>
+                    <a:prstGeom prst="rect">
+                      <a:avLst/>
+                    </a:prstGeom>
+                  </pic:spPr>
+                </pic:pic>
+              </a:graphicData>
+            </a:graphic>
+          </wp:inline>
+        </w:drawing>
+      </w:r>
+    </w:p>
+    <w:p>
+      <w:r>
+        <w:rPr>
+          <w:noProof/>
+        </w:rPr>
+        <w:drawing>
+          <wp:inline distT="0" distB="0" distL="0" distR="0" wp14:anchorId="57F4007A" wp14:editId="4528EA1A">
+            <wp:extent cx="8863330" cy="3573145"/>
+            <wp:effectExtent l="0" t="0" r="0" b="8255"/>
+            <wp:docPr id="93087805" name="Picture 1"/>
+            <wp:cNvGraphicFramePr>
+              <a:graphicFrameLocks xmlns:a="http://schemas.openxmlformats.org/drawingml/2006/main" noChangeAspect="1"/>
+            </wp:cNvGraphicFramePr>
+            <a:graphic xmlns:a="http://schemas.openxmlformats.org/drawingml/2006/main">
+              <a:graphicData uri="http://schemas.openxmlformats.org/drawingml/2006/picture">
+                <pic:pic xmlns:pic="http://schemas.openxmlformats.org/drawingml/2006/picture">
+                  <pic:nvPicPr>
+                    <pic:cNvPr id="93087805" name=""/>
+                    <pic:cNvPicPr/>
+                  </pic:nvPicPr>
+                  <pic:blipFill>
+                    <a:blip r:embed="rId17"/>
+                    <a:stretch>
+                      <a:fillRect/>
+                    </a:stretch>
+                  </pic:blipFill>
+                  <pic:spPr>
+                    <a:xfrm>
+                      <a:off x="0" y="0"/>
+                      <a:ext cx="8863330" cy="3573145"/>
+                    </a:xfrm>
+                    <a:prstGeom prst="rect">
+                      <a:avLst/>
+                    </a:prstGeom>
+                  </pic:spPr>
+                </pic:pic>
+              </a:graphicData>
+            </a:graphic>
+          </wp:inline>
+        </w:drawing>
+      </w:r>
+    </w:p>
+    <w:p/>
+    <w:p>
+      <w:r>
+        <w:lastRenderedPageBreak/>
+        <w:drawing>
+          <wp:inline distT="0" distB="0" distL="0" distR="0" wp14:anchorId="3E8F236B" wp14:editId="144E8F99">
+            <wp:extent cx="6449325" cy="6077798"/>
+            <wp:effectExtent l="0" t="0" r="8890" b="0"/>
+            <wp:docPr id="1282894524" name="Picture 1"/>
+            <wp:cNvGraphicFramePr>
+              <a:graphicFrameLocks xmlns:a="http://schemas.openxmlformats.org/drawingml/2006/main" noChangeAspect="1"/>
+            </wp:cNvGraphicFramePr>
+            <a:graphic xmlns:a="http://schemas.openxmlformats.org/drawingml/2006/main">
+              <a:graphicData uri="http://schemas.openxmlformats.org/drawingml/2006/picture">
+                <pic:pic xmlns:pic="http://schemas.openxmlformats.org/drawingml/2006/picture">
+                  <pic:nvPicPr>
+                    <pic:cNvPr id="1282894524" name=""/>
+                    <pic:cNvPicPr/>
+                  </pic:nvPicPr>
+                  <pic:blipFill>
+                    <a:blip r:embed="rId18"/>
+                    <a:stretch>
+                      <a:fillRect/>
+                    </a:stretch>
+                  </pic:blipFill>
+                  <pic:spPr>
+                    <a:xfrm>
+                      <a:off x="0" y="0"/>
+                      <a:ext cx="6449325" cy="6077798"/>
+                    </a:xfrm>
+                    <a:prstGeom prst="rect">
+                      <a:avLst/>
+                    </a:prstGeom>
+                  </pic:spPr>
+                </pic:pic>
+              </a:graphicData>
+            </a:graphic>
+          </wp:inline>
+        </w:drawing>
+      </w:r>
+    </w:p>
+    <w:p/>
+    <w:p>
+      <w:r>
+        <w:lastRenderedPageBreak/>
+        <w:t xml:space="preserve">1/ </w:t>
+      </w:r>
+      <w:r>
+        <w:t>Ability to replace large capital expenses with variable expenses</w:t>
+      </w:r>
+    </w:p>
+    <w:p>
+      <w:r>
+        <w:t xml:space="preserve">2/ </w:t>
+      </w:r>
+      <w:r>
+        <w:t>Elasticity</w:t>
+      </w:r>
+    </w:p>
+    <w:p>
+      <w:r>
+        <w:t xml:space="preserve">3/ </w:t>
+      </w:r>
+      <w:r>
+        <w:t>Security of the cloud</w:t>
+      </w:r>
+    </w:p>
+    <w:p>
+      <w:r>
+        <w:t xml:space="preserve">4/ </w:t>
+      </w:r>
+      <w:r>
+        <w:t>Amazon EC2</w:t>
+      </w:r>
+    </w:p>
+    <w:p>
+      <w:r>
+        <w:t xml:space="preserve">5/ </w:t>
+      </w:r>
+      <w:r>
+        <w:t>High elasticity</w:t>
+      </w:r>
+    </w:p>
+    <w:p>
+      <w:r>
+        <w:lastRenderedPageBreak/>
+        <w:drawing>
+          <wp:inline distT="0" distB="0" distL="0" distR="0" wp14:anchorId="70603B50" wp14:editId="36D05EC7">
+            <wp:extent cx="6458851" cy="6354062"/>
+            <wp:effectExtent l="0" t="0" r="0" b="8890"/>
+            <wp:docPr id="1752277611" name="Picture 1"/>
+            <wp:cNvGraphicFramePr>
+              <a:graphicFrameLocks xmlns:a="http://schemas.openxmlformats.org/drawingml/2006/main" noChangeAspect="1"/>
+            </wp:cNvGraphicFramePr>
+            <a:graphic xmlns:a="http://schemas.openxmlformats.org/drawingml/2006/main">
+              <a:graphicData uri="http://schemas.openxmlformats.org/drawingml/2006/picture">
+                <pic:pic xmlns:pic="http://schemas.openxmlformats.org/drawingml/2006/picture">
+                  <pic:nvPicPr>
+                    <pic:cNvPr id="1752277611" name=""/>
+                    <pic:cNvPicPr/>
+                  </pic:nvPicPr>
+                  <pic:blipFill>
+                    <a:blip r:embed="rId19"/>
+                    <a:stretch>
+                      <a:fillRect/>
+                    </a:stretch>
+                  </pic:blipFill>
+                  <pic:spPr>
+                    <a:xfrm>
+                      <a:off x="0" y="0"/>
+                      <a:ext cx="6458851" cy="6354062"/>
+                    </a:xfrm>
+                    <a:prstGeom prst="rect">
+                      <a:avLst/>
+                    </a:prstGeom>
+                  </pic:spPr>
+                </pic:pic>
+              </a:graphicData>
+            </a:graphic>
+          </wp:inline>
+        </w:drawing>
+      </w:r>
+    </w:p>
+    <w:p>
+      <w:r>
+        <w:lastRenderedPageBreak/>
+        <w:t xml:space="preserve">6/ </w:t>
+      </w:r>
+      <w:r>
+        <w:t>Hybrid cloud</w:t>
+      </w:r>
+    </w:p>
+    <w:p>
+      <w:r>
+        <w:t xml:space="preserve">7/ </w:t>
+      </w:r>
+      <w:r>
+        <w:t>Pay-as-you-go pricing</w:t>
+      </w:r>
+    </w:p>
+    <w:p>
+      <w:r>
+        <w:t xml:space="preserve">8/ </w:t>
+      </w:r>
+      <w:r>
+        <w:t>Ability to scale resources on demand</w:t>
+      </w:r>
+    </w:p>
+    <w:p>
+      <w:r>
+        <w:t xml:space="preserve">9/ </w:t>
+      </w:r>
+      <w:r>
+        <w:t>Pay only for what you use</w:t>
+      </w:r>
+    </w:p>
+    <w:p>
+      <w:r>
+        <w:t xml:space="preserve">10/ </w:t>
+      </w:r>
+      <w:r>
+        <w:t>Trade upfront cost for variable cost</w:t>
       </w:r>
     </w:p>
     <w:sectPr>
@@ -2771,7 +3020,6 @@
   <w:style w:type="character" w:default="1" w:styleId="DefaultParagraphFont">
     <w:name w:val="Default Paragraph Font"/>
     <w:uiPriority w:val="1"/>
-    <w:semiHidden/>
     <w:unhideWhenUsed/>
   </w:style>
   <w:style w:type="table" w:default="1" w:styleId="TableNormal">
